--- a/docs/questions/qs-bayestheorem.docx
+++ b/docs/questions/qs-bayestheorem.docx
@@ -52,7 +52,7 @@
         </w:rPr>
         <w:t xml:space="preserve"> </w:t>
       </w:r>
-      <w:hyperlink r:id="rId20">
+      <w:hyperlink r:id="rId9">
         <w:r>
           <w:rPr>
             <w:rStyle w:val="Hyperlink"/>
@@ -63,7 +63,7 @@
         </w:r>
       </w:hyperlink>
     </w:p>
-    <w:bookmarkStart w:id="25" w:name="q1"/>
+    <w:bookmarkStart w:id="14" w:name="q1"/>
     <w:p>
       <w:pPr>
         <w:pStyle w:val="Heading2"/>
@@ -80,7 +80,7 @@
         <w:t xml:space="preserve">Use the law of total probability to answer the following.</w:t>
       </w:r>
     </w:p>
-    <w:bookmarkStart w:id="21" w:name="section"/>
+    <w:bookmarkStart w:id="10" w:name="section"/>
     <w:p>
       <w:pPr>
         <w:pStyle w:val="Heading4"/>
@@ -240,31 +240,33 @@
       <m:oMath>
         <m:r>
           <m:rPr>
-            <m:sty m:val="p"/>
             <m:scr m:val="double-struck"/>
+            <m:sty m:val="p"/>
           </m:rPr>
           <m:t>P</m:t>
         </m:r>
-        <m:d>
-          <m:dPr>
-            <m:begChr m:val="("/>
-            <m:sepChr m:val=""/>
-            <m:endChr m:val=")"/>
-            <m:grow/>
-          </m:dPr>
-          <m:e>
-            <m:r>
-              <m:t>R</m:t>
-            </m:r>
-          </m:e>
-        </m:d>
+        <m:r>
+          <m:rPr>
+            <m:sty m:val="p"/>
+          </m:rPr>
+          <m:t>(</m:t>
+        </m:r>
+        <m:r>
+          <m:t>R</m:t>
+        </m:r>
+        <m:r>
+          <m:rPr>
+            <m:sty m:val="p"/>
+          </m:rPr>
+          <m:t>)</m:t>
+        </m:r>
       </m:oMath>
       <w:r>
         <w:t xml:space="preserve">?</w:t>
       </w:r>
     </w:p>
-    <w:bookmarkEnd w:id="21"/>
-    <w:bookmarkStart w:id="22" w:name="section-1"/>
+    <w:bookmarkEnd w:id="10"/>
+    <w:bookmarkStart w:id="11" w:name="section-1"/>
     <w:p>
       <w:pPr>
         <w:pStyle w:val="Heading4"/>
@@ -465,8 +467,8 @@
         <w:t xml:space="preserve">What is the probability that a randomly chosen student finishes their lunch?</w:t>
       </w:r>
     </w:p>
-    <w:bookmarkEnd w:id="22"/>
-    <w:bookmarkStart w:id="23" w:name="section-2"/>
+    <w:bookmarkEnd w:id="11"/>
+    <w:bookmarkStart w:id="12" w:name="section-2"/>
     <w:p>
       <w:pPr>
         <w:pStyle w:val="Heading4"/>
@@ -626,8 +628,8 @@
         <w:t xml:space="preserve">What is the probability that a randomly chosen Mersenne Macaron is defective?</w:t>
       </w:r>
     </w:p>
-    <w:bookmarkEnd w:id="23"/>
-    <w:bookmarkStart w:id="24" w:name="section-3"/>
+    <w:bookmarkEnd w:id="12"/>
+    <w:bookmarkStart w:id="13" w:name="section-3"/>
     <w:p>
       <w:pPr>
         <w:pStyle w:val="Heading4"/>
@@ -831,9 +833,9 @@
         <w:t xml:space="preserve">What is the probability that a randomly selected student completes their homework?</w:t>
       </w:r>
     </w:p>
-    <w:bookmarkEnd w:id="24"/>
-    <w:bookmarkEnd w:id="25"/>
-    <w:bookmarkStart w:id="31" w:name="q2"/>
+    <w:bookmarkEnd w:id="13"/>
+    <w:bookmarkEnd w:id="14"/>
+    <w:bookmarkStart w:id="20" w:name="q2"/>
     <w:p>
       <w:pPr>
         <w:pStyle w:val="Heading2"/>
@@ -850,7 +852,7 @@
         <w:t xml:space="preserve">Use Bayes’ theorem to answer the following.</w:t>
       </w:r>
     </w:p>
-    <w:bookmarkStart w:id="26" w:name="section-4"/>
+    <w:bookmarkStart w:id="15" w:name="section-4"/>
     <w:p>
       <w:pPr>
         <w:pStyle w:val="Heading4"/>
@@ -992,40 +994,42 @@
       <m:oMath>
         <m:r>
           <m:rPr>
-            <m:sty m:val="p"/>
             <m:scr m:val="double-struck"/>
+            <m:sty m:val="p"/>
           </m:rPr>
           <m:t>P</m:t>
         </m:r>
-        <m:d>
-          <m:dPr>
-            <m:begChr m:val="("/>
-            <m:sepChr m:val=""/>
-            <m:endChr m:val=")"/>
-            <m:grow/>
-          </m:dPr>
-          <m:e>
-            <m:r>
-              <m:t>D</m:t>
-            </m:r>
-            <m:r>
-              <m:rPr>
-                <m:sty m:val="p"/>
-              </m:rPr>
-              <m:t>∣</m:t>
-            </m:r>
-            <m:r>
-              <m:t>T</m:t>
-            </m:r>
-          </m:e>
-        </m:d>
+        <m:r>
+          <m:rPr>
+            <m:sty m:val="p"/>
+          </m:rPr>
+          <m:t>(</m:t>
+        </m:r>
+        <m:r>
+          <m:t>D</m:t>
+        </m:r>
+        <m:r>
+          <m:rPr>
+            <m:sty m:val="p"/>
+          </m:rPr>
+          <m:t>∣</m:t>
+        </m:r>
+        <m:r>
+          <m:t>T</m:t>
+        </m:r>
+        <m:r>
+          <m:rPr>
+            <m:sty m:val="p"/>
+          </m:rPr>
+          <m:t>)</m:t>
+        </m:r>
       </m:oMath>
       <w:r>
         <w:t xml:space="preserve">?</w:t>
       </w:r>
     </w:p>
-    <w:bookmarkEnd w:id="26"/>
-    <w:bookmarkStart w:id="27" w:name="section-5"/>
+    <w:bookmarkEnd w:id="15"/>
+    <w:bookmarkStart w:id="16" w:name="section-5"/>
     <w:p>
       <w:pPr>
         <w:pStyle w:val="Heading4"/>
@@ -1168,8 +1172,8 @@
         <w:t xml:space="preserve">If the forecast predicts rain in St Andrews, what is the probability that it will actually rain?</w:t>
       </w:r>
     </w:p>
-    <w:bookmarkEnd w:id="27"/>
-    <w:bookmarkStart w:id="28" w:name="section-6"/>
+    <w:bookmarkEnd w:id="16"/>
+    <w:bookmarkStart w:id="17" w:name="section-6"/>
     <w:p>
       <w:pPr>
         <w:pStyle w:val="Heading4"/>
@@ -1312,8 +1316,8 @@
         <w:t xml:space="preserve">If a biscuit is broken, what is the probability it came from Machine B?</w:t>
       </w:r>
     </w:p>
-    <w:bookmarkEnd w:id="28"/>
-    <w:bookmarkStart w:id="30" w:name="section-7"/>
+    <w:bookmarkEnd w:id="17"/>
+    <w:bookmarkStart w:id="19" w:name="section-7"/>
     <w:p>
       <w:pPr>
         <w:pStyle w:val="Heading4"/>
@@ -1444,7 +1448,7 @@
       <w:pPr>
         <w:pStyle w:val="FirstParagraph"/>
       </w:pPr>
-      <w:hyperlink r:id="rId29">
+      <w:hyperlink r:id="rId18">
         <w:r>
           <w:rPr>
             <w:rStyle w:val="Hyperlink"/>
@@ -1460,9 +1464,9 @@
         </w:pict>
       </w:r>
     </w:p>
-    <w:bookmarkEnd w:id="30"/>
-    <w:bookmarkEnd w:id="31"/>
-    <w:bookmarkStart w:id="33" w:name="version-history-and-licensing"/>
+    <w:bookmarkEnd w:id="19"/>
+    <w:bookmarkEnd w:id="20"/>
+    <w:bookmarkStart w:id="22" w:name="version-history-and-licensing"/>
     <w:p>
       <w:pPr>
         <w:pStyle w:val="Heading2"/>
@@ -1483,7 +1487,7 @@
       <w:pPr>
         <w:pStyle w:val="BodyText"/>
       </w:pPr>
-      <w:hyperlink r:id="rId32">
+      <w:hyperlink r:id="rId21">
         <w:r>
           <w:rPr>
             <w:rStyle w:val="Hyperlink"/>
@@ -1492,7 +1496,7 @@
         </w:r>
       </w:hyperlink>
     </w:p>
-    <w:bookmarkEnd w:id="33"/>
+    <w:bookmarkEnd w:id="22"/>
     <w:sectPr>
       <w:pgSz w:h="15840" w:w="12240"/>
       <w:pgMar w:bottom="1440" w:footer="720" w:gutter="0" w:header="720" w:left="1440" w:right="1440" w:top="1440"/>
